--- a/public/assets/editable/professional-logo-design-sales-presentation-2/es/Professional Logo Design Sales Presentation - es.docx
+++ b/public/assets/editable/professional-logo-design-sales-presentation-2/es/Professional Logo Design Sales Presentation - es.docx
@@ -40,18 +40,18 @@
     </w:p>
     <w:p>
       <w:pPr>
+        <w:pStyle w:val="Heading2"/>
+      </w:pPr>
+      <w:r>
+        <w:t xml:space="preserve">Diseño de Logotipo Profesional</w:t>
+      </w:r>
+    </w:p>
+    <w:p>
+      <w:pPr>
         <w:pStyle w:val="Heading1"/>
       </w:pPr>
       <w:r>
         <w:t xml:space="preserve">Construya una marca que los clientes reconozcan, confíen y recuerden.</w:t>
-      </w:r>
-    </w:p>
-    <w:p>
-      <w:pPr>
-        <w:pStyle w:val="Heading2"/>
-      </w:pPr>
-      <w:r>
-        <w:t xml:space="preserve">DISEÑO DE LOGOTIPO PROFESIONAL</w:t>
       </w:r>
     </w:p>
     <w:p>
@@ -125,6 +125,134 @@
       </w:r>
     </w:p>
     <w:p>
+      <w:pPr>
+        <w:pStyle w:val="Heading2"/>
+      </w:pPr>
+      <w:r>
+        <w:t xml:space="preserve">Agenda</w:t>
+      </w:r>
+    </w:p>
+    <w:p>
+      <w:pPr>
+        <w:pStyle w:val="Heading2"/>
+      </w:pPr>
+      <w:r>
+        <w:t xml:space="preserve">Lo que cubriremos.</w:t>
+      </w:r>
+    </w:p>
+    <w:p>
+      <w:pPr>
+        <w:spacing w:after="160"/>
+      </w:pPr>
+      <w:r>
+        <w:rPr>
+          <w:sz w:val="22"/>
+          <w:szCs w:val="22"/>
+        </w:rPr>
+        <w:t xml:space="preserve">Veinticinco minutos, cinco secciones. La mayor parte del valor está en la sección cinco.</w:t>
+      </w:r>
+    </w:p>
+    <w:p>
+      <w:pPr>
+        <w:pStyle w:val="Heading3"/>
+      </w:pPr>
+      <w:r>
+        <w:t xml:space="preserve">Por qué importan los logotipos hoy</w:t>
+      </w:r>
+    </w:p>
+    <w:p>
+      <w:pPr>
+        <w:spacing w:after="160"/>
+      </w:pPr>
+      <w:r>
+        <w:rPr>
+          <w:sz w:val="22"/>
+          <w:szCs w:val="22"/>
+        </w:rPr>
+        <w:t xml:space="preserve">Datos 2025 sobre primeras impresiones y confianza de marca.</w:t>
+      </w:r>
+    </w:p>
+    <w:p>
+      <w:pPr>
+        <w:pStyle w:val="Heading3"/>
+      </w:pPr>
+      <w:r>
+        <w:t xml:space="preserve">El producto</w:t>
+      </w:r>
+    </w:p>
+    <w:p>
+      <w:pPr>
+        <w:spacing w:after="160"/>
+      </w:pPr>
+      <w:r>
+        <w:rPr>
+          <w:sz w:val="22"/>
+          <w:szCs w:val="22"/>
+        </w:rPr>
+        <w:t xml:space="preserve">Qué es, para quién es y qué incluye.</w:t>
+      </w:r>
+    </w:p>
+    <w:p>
+      <w:pPr>
+        <w:pStyle w:val="Heading3"/>
+      </w:pPr>
+      <w:r>
+        <w:t xml:space="preserve">El proceso creativo</w:t>
+      </w:r>
+    </w:p>
+    <w:p>
+      <w:pPr>
+        <w:spacing w:after="160"/>
+      </w:pPr>
+      <w:r>
+        <w:rPr>
+          <w:sz w:val="22"/>
+          <w:szCs w:val="22"/>
+        </w:rPr>
+        <w:t xml:space="preserve">Del brief a los archivos finales en 2–3 semanas.</w:t>
+      </w:r>
+    </w:p>
+    <w:p>
+      <w:pPr>
+        <w:pStyle w:val="Heading3"/>
+      </w:pPr>
+      <w:r>
+        <w:t xml:space="preserve">Planes y precios</w:t>
+      </w:r>
+    </w:p>
+    <w:p>
+      <w:pPr>
+        <w:spacing w:after="160"/>
+      </w:pPr>
+      <w:r>
+        <w:rPr>
+          <w:sz w:val="22"/>
+          <w:szCs w:val="22"/>
+        </w:rPr>
+        <w:t xml:space="preserve">Tres niveles para cada presupuesto.</w:t>
+      </w:r>
+    </w:p>
+    <w:p>
+      <w:pPr>
+        <w:pStyle w:val="Heading3"/>
+      </w:pPr>
+      <w:r>
+        <w:t xml:space="preserve">Descubrimiento, objeciones, próximos pasos</w:t>
+      </w:r>
+    </w:p>
+    <w:p>
+      <w:pPr>
+        <w:spacing w:after="160"/>
+      </w:pPr>
+      <w:r>
+        <w:rPr>
+          <w:sz w:val="22"/>
+          <w:szCs w:val="22"/>
+        </w:rPr>
+        <w:t xml:space="preserve">Cómo dirigir una llamada de ventas ganadora.</w:t>
+      </w:r>
+    </w:p>
+    <w:p>
       <w:r>
         <w:br w:type="page"/>
       </w:r>
@@ -138,6 +266,94 @@
       </w:r>
     </w:p>
     <w:p>
+      <w:pPr>
+        <w:pStyle w:val="Heading2"/>
+      </w:pPr>
+      <w:r>
+        <w:t xml:space="preserve">Por qué importan los logotipos</w:t>
+      </w:r>
+    </w:p>
+    <w:p>
+      <w:pPr>
+        <w:pStyle w:val="Heading2"/>
+      </w:pPr>
+      <w:r>
+        <w:t xml:space="preserve">El tiempo que tardan los consumidores en formar una primera impresión de un negocio.</w:t>
+      </w:r>
+    </w:p>
+    <w:p>
+      <w:pPr>
+        <w:spacing w:after="160"/>
+      </w:pPr>
+      <w:r>
+        <w:rPr>
+          <w:sz w:val="22"/>
+          <w:szCs w:val="22"/>
+        </w:rPr>
+        <w:t xml:space="preserve">Un logotipo profesional es la señal visual más fuerte que define esa impresión — y el cerebro decide si confiar en un negocio en ese instante.</w:t>
+      </w:r>
+    </w:p>
+    <w:p>
+      <w:pPr>
+        <w:pStyle w:val="Heading3"/>
+      </w:pPr>
+      <w:r>
+        <w:t xml:space="preserve">Aumento de reconocimiento</w:t>
+      </w:r>
+    </w:p>
+    <w:p>
+      <w:pPr>
+        <w:spacing w:after="160"/>
+      </w:pPr>
+      <w:r>
+        <w:rPr>
+          <w:sz w:val="22"/>
+          <w:szCs w:val="22"/>
+        </w:rPr>
+        <w:t xml:space="preserve">Aumento del reconocimiento de marca gracias a un logotipo bien diseñado.</w:t>
+      </w:r>
+    </w:p>
+    <w:p>
+      <w:pPr>
+        <w:pStyle w:val="Heading3"/>
+      </w:pPr>
+      <w:r>
+        <w:t xml:space="preserve">Impulso de confianza</w:t>
+      </w:r>
+    </w:p>
+    <w:p>
+      <w:pPr>
+        <w:spacing w:after="160"/>
+      </w:pPr>
+      <w:r>
+        <w:rPr>
+          <w:sz w:val="22"/>
+          <w:szCs w:val="22"/>
+        </w:rPr>
+        <w:t xml:space="preserve">Aumento de confianza que sienten los prospectos al ver un logotipo pulido.</w:t>
+      </w:r>
+    </w:p>
+    <w:p>
+      <w:pPr>
+        <w:pStyle w:val="Heading3"/>
+      </w:pPr>
+      <w:r>
+        <w:t xml:space="preserve">Peso de la impresión</w:t>
+      </w:r>
+    </w:p>
+    <w:p>
+      <w:pPr>
+        <w:spacing w:after="160"/>
+      </w:pPr>
+      <w:r>
+        <w:rPr>
+          <w:sz w:val="22"/>
+          <w:szCs w:val="22"/>
+        </w:rPr>
+        <w:t xml:space="preserve">Proporción del peso de la primera impresión que aporta solo el color del logotipo.</w:t>
+      </w:r>
+    </w:p>
+    <w:p>
       <w:r>
         <w:br w:type="page"/>
       </w:r>
@@ -151,6 +367,134 @@
       </w:r>
     </w:p>
     <w:p>
+      <w:pPr>
+        <w:pStyle w:val="Heading2"/>
+      </w:pPr>
+      <w:r>
+        <w:t xml:space="preserve">Lo que está en juego</w:t>
+      </w:r>
+    </w:p>
+    <w:p>
+      <w:pPr>
+        <w:pStyle w:val="Heading2"/>
+      </w:pPr>
+      <w:r>
+        <w:t xml:space="preserve">El costo de un logotipo débil o ausente.</w:t>
+      </w:r>
+    </w:p>
+    <w:p>
+      <w:pPr>
+        <w:pStyle w:val="Heading3"/>
+      </w:pPr>
+      <w:r>
+        <w:t xml:space="preserve">Costo 01</w:t>
+      </w:r>
+    </w:p>
+    <w:p>
+      <w:pPr>
+        <w:pStyle w:val="Heading3"/>
+      </w:pPr>
+      <w:r>
+        <w:t xml:space="preserve">Credibilidad perdida</w:t>
+      </w:r>
+    </w:p>
+    <w:p>
+      <w:pPr>
+        <w:spacing w:after="160"/>
+      </w:pPr>
+      <w:r>
+        <w:rPr>
+          <w:sz w:val="22"/>
+          <w:szCs w:val="22"/>
+        </w:rPr>
+        <w:t xml:space="preserve">Un logotipo hace que un negocio parezca establecido. Sin uno, los prospectos eligen al competidor que parezca más profesional.</w:t>
+      </w:r>
+    </w:p>
+    <w:p>
+      <w:pPr>
+        <w:pStyle w:val="Heading3"/>
+      </w:pPr>
+      <w:r>
+        <w:t xml:space="preserve">Costo 02</w:t>
+      </w:r>
+    </w:p>
+    <w:p>
+      <w:pPr>
+        <w:pStyle w:val="Heading3"/>
+      </w:pPr>
+      <w:r>
+        <w:t xml:space="preserve">Diferenciación perdida</w:t>
+      </w:r>
+    </w:p>
+    <w:p>
+      <w:pPr>
+        <w:spacing w:after="160"/>
+      </w:pPr>
+      <w:r>
+        <w:rPr>
+          <w:sz w:val="22"/>
+          <w:szCs w:val="22"/>
+        </w:rPr>
+        <w:t xml:space="preserve">Los logotipos son cómo los clientes distinguen un negocio de otro. Una marca genérica o ausente significa que los clientes no pueden encontrarle.</w:t>
+      </w:r>
+    </w:p>
+    <w:p>
+      <w:pPr>
+        <w:pStyle w:val="Heading3"/>
+      </w:pPr>
+      <w:r>
+        <w:t xml:space="preserve">Costo 03</w:t>
+      </w:r>
+    </w:p>
+    <w:p>
+      <w:pPr>
+        <w:pStyle w:val="Heading3"/>
+      </w:pPr>
+      <w:r>
+        <w:t xml:space="preserve">Menor memorabilidad</w:t>
+      </w:r>
+    </w:p>
+    <w:p>
+      <w:pPr>
+        <w:spacing w:after="160"/>
+      </w:pPr>
+      <w:r>
+        <w:rPr>
+          <w:sz w:val="22"/>
+          <w:szCs w:val="22"/>
+        </w:rPr>
+        <w:t xml:space="preserve">El 75% de los consumidores dice que un logotipo es el símbolo de marca más reconocible. Sin logotipo, no hay lugar en la memoria del cliente.</w:t>
+      </w:r>
+    </w:p>
+    <w:p>
+      <w:pPr>
+        <w:pStyle w:val="Heading3"/>
+      </w:pPr>
+      <w:r>
+        <w:t xml:space="preserve">Costo 04</w:t>
+      </w:r>
+    </w:p>
+    <w:p>
+      <w:pPr>
+        <w:pStyle w:val="Heading3"/>
+      </w:pPr>
+      <w:r>
+        <w:t xml:space="preserve">Ingresos perdidos</w:t>
+      </w:r>
+    </w:p>
+    <w:p>
+      <w:pPr>
+        <w:spacing w:after="160"/>
+      </w:pPr>
+      <w:r>
+        <w:rPr>
+          <w:sz w:val="22"/>
+          <w:szCs w:val="22"/>
+        </w:rPr>
+        <w:t xml:space="preserve">El 81% necesita confiar antes de comprar. El 87% pagará más por marcas en las que confía. Un logotipo débil deja dinero sobre la mesa.</w:t>
+      </w:r>
+    </w:p>
+    <w:p>
       <w:r>
         <w:br w:type="page"/>
       </w:r>
@@ -161,6 +505,114 @@
       </w:pPr>
       <w:r>
         <w:t xml:space="preserve">05 The product</w:t>
+      </w:r>
+    </w:p>
+    <w:p>
+      <w:pPr>
+        <w:pStyle w:val="Heading2"/>
+      </w:pPr>
+      <w:r>
+        <w:t xml:space="preserve">El producto</w:t>
+      </w:r>
+    </w:p>
+    <w:p>
+      <w:pPr>
+        <w:pStyle w:val="Heading2"/>
+      </w:pPr>
+      <w:r>
+        <w:t xml:space="preserve">Qué lo hace diferente.</w:t>
+      </w:r>
+    </w:p>
+    <w:p>
+      <w:pPr>
+        <w:spacing w:after="160"/>
+      </w:pPr>
+      <w:r>
+        <w:rPr>
+          <w:sz w:val="22"/>
+          <w:szCs w:val="22"/>
+        </w:rPr>
+        <w:t xml:space="preserve">Cuatro fundamentos del producto que separan al Diseño de Logotipo Profesional de las herramientas gratuitas, freelancers y generadores de IA.</w:t>
+      </w:r>
+    </w:p>
+    <w:p>
+      <w:pPr>
+        <w:pStyle w:val="Heading2"/>
+      </w:pPr>
+      <w:r>
+        <w:t xml:space="preserve">Personas, no prompts.</w:t>
+      </w:r>
+    </w:p>
+    <w:p>
+      <w:pPr>
+        <w:spacing w:after="160"/>
+      </w:pPr>
+      <w:r>
+        <w:rPr>
+          <w:sz w:val="22"/>
+          <w:szCs w:val="22"/>
+        </w:rPr>
+        <w:t xml:space="preserve">Más de diez años de experiencia y más de 75.000 logotipos entregados. En 2025, el 20% de los logotipos son generados por IA — lo que hace que las marcas diseñadas por humanos sean más diferenciadas, no menos.</w:t>
+      </w:r>
+    </w:p>
+    <w:p>
+      <w:pPr>
+        <w:pStyle w:val="Heading2"/>
+      </w:pPr>
+      <w:r>
+        <w:t xml:space="preserve">El cliente posee la marca por completo.</w:t>
+      </w:r>
+    </w:p>
+    <w:p>
+      <w:pPr>
+        <w:spacing w:after="160"/>
+      </w:pPr>
+      <w:r>
+        <w:rPr>
+          <w:sz w:val="22"/>
+          <w:szCs w:val="22"/>
+        </w:rPr>
+        <w:t xml:space="preserve">Registrable como marca. Libre de regalías. Cada proyecto incluye una carta formal de transferencia de derechos. Las herramientas gratuitas rara vez transfieren todos los derechos.</w:t>
+      </w:r>
+    </w:p>
+    <w:p>
+      <w:pPr>
+        <w:pStyle w:val="Heading2"/>
+      </w:pPr>
+      <w:r>
+        <w:t xml:space="preserve">Listo para cada aplicación.</w:t>
+      </w:r>
+    </w:p>
+    <w:p>
+      <w:pPr>
+        <w:spacing w:after="160"/>
+      </w:pPr>
+      <w:r>
+        <w:rPr>
+          <w:sz w:val="22"/>
+          <w:szCs w:val="22"/>
+        </w:rPr>
+        <w:t xml:space="preserve">AI, EPS, PDF, JPG, PNG, GIF e ICO — seis versiones en color y cinco en blanco y negro. Web, impresión, merchandising, redes sociales, señalización.</w:t>
+      </w:r>
+    </w:p>
+    <w:p>
+      <w:pPr>
+        <w:pStyle w:val="Heading2"/>
+      </w:pPr>
+      <w:r>
+        <w:t xml:space="preserve">Conceptos iniciales en tres a cinco días hábiles.</w:t>
+      </w:r>
+    </w:p>
+    <w:p>
+      <w:pPr>
+        <w:spacing w:after="160"/>
+      </w:pPr>
+      <w:r>
+        <w:rPr>
+          <w:sz w:val="22"/>
+          <w:szCs w:val="22"/>
+        </w:rPr>
+        <w:t xml:space="preserve">Los proyectos completos suelen finalizar en dos a tres semanas. Sin contratos de agencia de seis meses.</w:t>
       </w:r>
     </w:p>
     <w:p>
@@ -223,6 +675,38 @@
     </w:p>
     <w:p>
       <w:pPr>
+        <w:pStyle w:val="Heading2"/>
+      </w:pPr>
+      <w:r>
+        <w:t xml:space="preserve">Trabajos seleccionados</w:t>
+      </w:r>
+    </w:p>
+    <w:p>
+      <w:pPr>
+        <w:pStyle w:val="Heading2"/>
+      </w:pPr>
+      <w:r>
+        <w:t xml:space="preserve">Algunas de las marcas que hemos creado.</w:t>
+      </w:r>
+    </w:p>
+    <w:p>
+      <w:pPr>
+        <w:pStyle w:val="Heading3"/>
+      </w:pPr>
+      <w:r>
+        <w:t xml:space="preserve">Logotipos entregados</w:t>
+      </w:r>
+    </w:p>
+    <w:p>
+      <w:pPr>
+        <w:pStyle w:val="Heading3"/>
+      </w:pPr>
+      <w:r>
+        <w:t xml:space="preserve">Verticales</w:t>
+      </w:r>
+    </w:p>
+    <w:p>
+      <w:pPr>
         <w:spacing w:after="120" w:before="120"/>
       </w:pPr>
       <w:r>
@@ -281,6 +765,130 @@
     </w:p>
     <w:p>
       <w:pPr>
+        <w:pStyle w:val="Heading2"/>
+      </w:pPr>
+      <w:r>
+        <w:t xml:space="preserve">El proceso creativo</w:t>
+      </w:r>
+    </w:p>
+    <w:p>
+      <w:pPr>
+        <w:pStyle w:val="Heading2"/>
+      </w:pPr>
+      <w:r>
+        <w:t xml:space="preserve">Del brief a los archivos finales.</w:t>
+      </w:r>
+    </w:p>
+    <w:p>
+      <w:pPr>
+        <w:pStyle w:val="Heading2"/>
+      </w:pPr>
+      <w:r>
+        <w:t xml:space="preserve">Compra y bienvenida</w:t>
+      </w:r>
+    </w:p>
+    <w:p>
+      <w:pPr>
+        <w:spacing w:after="160"/>
+      </w:pPr>
+      <w:r>
+        <w:rPr>
+          <w:sz w:val="22"/>
+          <w:szCs w:val="22"/>
+        </w:rPr>
+        <w:t xml:space="preserve">El cliente compra un plan y recibe un correo de bienvenida confirmando la orden.</w:t>
+      </w:r>
+    </w:p>
+    <w:p>
+      <w:pPr>
+        <w:pStyle w:val="Heading2"/>
+      </w:pPr>
+      <w:r>
+        <w:t xml:space="preserve">Contacto del coordinador</w:t>
+      </w:r>
+    </w:p>
+    <w:p>
+      <w:pPr>
+        <w:spacing w:after="160"/>
+      </w:pPr>
+      <w:r>
+        <w:rPr>
+          <w:sz w:val="22"/>
+          <w:szCs w:val="22"/>
+        </w:rPr>
+        <w:t xml:space="preserve">Un Coordinador de Diseño de Logotipo dedicado recoge el brief creativo — objetivos, estilo, colores, referencias.</w:t>
+      </w:r>
+    </w:p>
+    <w:p>
+      <w:pPr>
+        <w:pStyle w:val="Heading2"/>
+      </w:pPr>
+      <w:r>
+        <w:t xml:space="preserve">Conceptos iniciales</w:t>
+      </w:r>
+    </w:p>
+    <w:p>
+      <w:pPr>
+        <w:spacing w:after="160"/>
+      </w:pPr>
+      <w:r>
+        <w:rPr>
+          <w:sz w:val="22"/>
+          <w:szCs w:val="22"/>
+        </w:rPr>
+        <w:t xml:space="preserve">Los diseñadores internos entregan hasta diez conceptos personalizados basados en el brief.</w:t>
+      </w:r>
+    </w:p>
+    <w:p>
+      <w:pPr>
+        <w:pStyle w:val="Heading2"/>
+      </w:pPr>
+      <w:r>
+        <w:t xml:space="preserve">Revisiones</w:t>
+      </w:r>
+    </w:p>
+    <w:p>
+      <w:pPr>
+        <w:spacing w:after="160"/>
+      </w:pPr>
+      <w:r>
+        <w:rPr>
+          <w:sz w:val="22"/>
+          <w:szCs w:val="22"/>
+        </w:rPr>
+        <w:t xml:space="preserve">Hasta tres rondas de revisiones. Cada ronda regresa en tres días hábiles.</w:t>
+      </w:r>
+    </w:p>
+    <w:p>
+      <w:pPr>
+        <w:pStyle w:val="Heading2"/>
+      </w:pPr>
+      <w:r>
+        <w:t xml:space="preserve">Archivos finales</w:t>
+      </w:r>
+    </w:p>
+    <w:p>
+      <w:pPr>
+        <w:spacing w:after="160"/>
+      </w:pPr>
+      <w:r>
+        <w:rPr>
+          <w:sz w:val="22"/>
+          <w:szCs w:val="22"/>
+        </w:rPr>
+        <w:t xml:space="preserve">Se entregan once formatos de archivo. Derechos totalmente transferidos. Incluye carta de transferencia.</w:t>
+      </w:r>
+    </w:p>
+    <w:p>
+      <w:pPr>
+        <w:pStyle w:val="Heading3"/>
+      </w:pPr>
+      <w:r>
+        <w:t xml:space="preserve">Promesa</w:t>
+      </w:r>
+    </w:p>
+    <w:p>
+      <w:pPr>
         <w:spacing w:after="120" w:before="120"/>
       </w:pPr>
       <w:r>
@@ -338,6 +946,229 @@
       </w:r>
     </w:p>
     <w:p>
+      <w:pPr>
+        <w:pStyle w:val="Heading2"/>
+      </w:pPr>
+      <w:r>
+        <w:t xml:space="preserve">Planes y precios</w:t>
+      </w:r>
+    </w:p>
+    <w:p>
+      <w:pPr>
+        <w:pStyle w:val="Heading2"/>
+      </w:pPr>
+      <w:r>
+        <w:t xml:space="preserve">Tres niveles para cada presupuesto.</w:t>
+      </w:r>
+    </w:p>
+    <w:p>
+      <w:pPr>
+        <w:spacing w:after="160"/>
+      </w:pPr>
+      <w:r>
+        <w:rPr>
+          <w:sz w:val="22"/>
+          <w:szCs w:val="22"/>
+        </w:rPr>
+        <w:t xml:space="preserve">Todos los planes incluyen el Coordinador de Diseño de Logotipo, tres rondas de revisiones, el paquete de 11 formatos y la propiedad total del diseño final.</w:t>
+      </w:r>
+    </w:p>
+    <w:p>
+      <w:pPr>
+        <w:pStyle w:val="ListParagraph"/>
+        <w:numPr>
+          <w:ilvl w:val="0"/>
+          <w:numId w:val="1"/>
+        </w:numPr>
+        <w:spacing w:after="80"/>
+      </w:pPr>
+      <w:r>
+        <w:t xml:space="preserve">Coordinador de Diseño de Logotipo</w:t>
+      </w:r>
+    </w:p>
+    <w:p>
+      <w:pPr>
+        <w:pStyle w:val="ListParagraph"/>
+        <w:numPr>
+          <w:ilvl w:val="0"/>
+          <w:numId w:val="1"/>
+        </w:numPr>
+        <w:spacing w:after="80"/>
+      </w:pPr>
+      <w:r>
+        <w:t xml:space="preserve">4 conceptos de diseño personalizados</w:t>
+      </w:r>
+    </w:p>
+    <w:p>
+      <w:pPr>
+        <w:pStyle w:val="ListParagraph"/>
+        <w:numPr>
+          <w:ilvl w:val="0"/>
+          <w:numId w:val="1"/>
+        </w:numPr>
+        <w:spacing w:after="80"/>
+      </w:pPr>
+      <w:r>
+        <w:t xml:space="preserve">3 rondas de revisiones</w:t>
+      </w:r>
+    </w:p>
+    <w:p>
+      <w:pPr>
+        <w:pStyle w:val="ListParagraph"/>
+        <w:numPr>
+          <w:ilvl w:val="0"/>
+          <w:numId w:val="1"/>
+        </w:numPr>
+        <w:spacing w:after="80"/>
+      </w:pPr>
+      <w:r>
+        <w:t xml:space="preserve">11 formatos de archivo finales</w:t>
+      </w:r>
+    </w:p>
+    <w:p>
+      <w:pPr>
+        <w:pStyle w:val="ListParagraph"/>
+        <w:numPr>
+          <w:ilvl w:val="0"/>
+          <w:numId w:val="1"/>
+        </w:numPr>
+        <w:spacing w:after="80"/>
+      </w:pPr>
+      <w:r>
+        <w:t xml:space="preserve">Propiedad total del diseño</w:t>
+      </w:r>
+    </w:p>
+    <w:p>
+      <w:pPr>
+        <w:pStyle w:val="ListParagraph"/>
+        <w:numPr>
+          <w:ilvl w:val="0"/>
+          <w:numId w:val="1"/>
+        </w:numPr>
+        <w:spacing w:after="80"/>
+      </w:pPr>
+      <w:r>
+        <w:t xml:space="preserve">Todo lo de Bronce</w:t>
+      </w:r>
+    </w:p>
+    <w:p>
+      <w:pPr>
+        <w:pStyle w:val="ListParagraph"/>
+        <w:numPr>
+          <w:ilvl w:val="0"/>
+          <w:numId w:val="1"/>
+        </w:numPr>
+        <w:spacing w:after="80"/>
+      </w:pPr>
+      <w:r>
+        <w:t xml:space="preserve">6 conceptos de diseño personalizados</w:t>
+      </w:r>
+    </w:p>
+    <w:p>
+      <w:pPr>
+        <w:pStyle w:val="ListParagraph"/>
+        <w:numPr>
+          <w:ilvl w:val="0"/>
+          <w:numId w:val="1"/>
+        </w:numPr>
+        <w:spacing w:after="80"/>
+      </w:pPr>
+      <w:r>
+        <w:t xml:space="preserve">Diseño de tarjeta de presentación</w:t>
+      </w:r>
+    </w:p>
+    <w:p>
+      <w:pPr>
+        <w:pStyle w:val="ListParagraph"/>
+        <w:numPr>
+          <w:ilvl w:val="0"/>
+          <w:numId w:val="1"/>
+        </w:numPr>
+        <w:spacing w:after="80"/>
+      </w:pPr>
+      <w:r>
+        <w:t xml:space="preserve">Membrete y sobre</w:t>
+      </w:r>
+    </w:p>
+    <w:p>
+      <w:pPr>
+        <w:pStyle w:val="ListParagraph"/>
+        <w:numPr>
+          <w:ilvl w:val="0"/>
+          <w:numId w:val="1"/>
+        </w:numPr>
+        <w:spacing w:after="80"/>
+      </w:pPr>
+      <w:r>
+        <w:t xml:space="preserve">Derechos de papelería incluidos</w:t>
+      </w:r>
+    </w:p>
+    <w:p>
+      <w:pPr>
+        <w:pStyle w:val="ListParagraph"/>
+        <w:numPr>
+          <w:ilvl w:val="0"/>
+          <w:numId w:val="1"/>
+        </w:numPr>
+        <w:spacing w:after="80"/>
+      </w:pPr>
+      <w:r>
+        <w:t xml:space="preserve">Todo lo de Plata</w:t>
+      </w:r>
+    </w:p>
+    <w:p>
+      <w:pPr>
+        <w:pStyle w:val="ListParagraph"/>
+        <w:numPr>
+          <w:ilvl w:val="0"/>
+          <w:numId w:val="1"/>
+        </w:numPr>
+        <w:spacing w:after="80"/>
+      </w:pPr>
+      <w:r>
+        <w:t xml:space="preserve">10 conceptos de diseño personalizados</w:t>
+      </w:r>
+    </w:p>
+    <w:p>
+      <w:pPr>
+        <w:pStyle w:val="ListParagraph"/>
+        <w:numPr>
+          <w:ilvl w:val="0"/>
+          <w:numId w:val="1"/>
+        </w:numPr>
+        <w:spacing w:after="80"/>
+      </w:pPr>
+      <w:r>
+        <w:t xml:space="preserve">1.000 tarjetas de presentación impresas</w:t>
+      </w:r>
+    </w:p>
+    <w:p>
+      <w:pPr>
+        <w:pStyle w:val="ListParagraph"/>
+        <w:numPr>
+          <w:ilvl w:val="0"/>
+          <w:numId w:val="1"/>
+        </w:numPr>
+        <w:spacing w:after="80"/>
+      </w:pPr>
+      <w:r>
+        <w:t xml:space="preserve">Firma de correo con marca</w:t>
+      </w:r>
+    </w:p>
+    <w:p>
+      <w:pPr>
+        <w:pStyle w:val="ListParagraph"/>
+        <w:numPr>
+          <w:ilvl w:val="0"/>
+          <w:numId w:val="1"/>
+        </w:numPr>
+        <w:spacing w:after="80"/>
+      </w:pPr>
+      <w:r>
+        <w:t xml:space="preserve">Soporte premium</w:t>
+      </w:r>
+    </w:p>
+    <w:p>
       <w:r>
         <w:br w:type="page"/>
       </w:r>
@@ -351,6 +1182,34 @@
       </w:r>
     </w:p>
     <w:p>
+      <w:pPr>
+        <w:pStyle w:val="Heading2"/>
+      </w:pPr>
+      <w:r>
+        <w:t xml:space="preserve">Descubrimiento</w:t>
+      </w:r>
+    </w:p>
+    <w:p>
+      <w:pPr>
+        <w:pStyle w:val="Heading2"/>
+      </w:pPr>
+      <w:r>
+        <w:t xml:space="preserve">Preguntas para hacer en la llamada.</w:t>
+      </w:r>
+    </w:p>
+    <w:p>
+      <w:pPr>
+        <w:spacing w:after="160"/>
+      </w:pPr>
+      <w:r>
+        <w:rPr>
+          <w:sz w:val="22"/>
+          <w:szCs w:val="22"/>
+        </w:rPr>
+        <w:t xml:space="preserve">Siete preguntas, en orden. La primera abre cada conversación. La última cierra la mayoría.</w:t>
+      </w:r>
+    </w:p>
+    <w:p>
       <w:r>
         <w:br w:type="page"/>
       </w:r>
@@ -364,6 +1223,22 @@
       </w:r>
     </w:p>
     <w:p>
+      <w:pPr>
+        <w:pStyle w:val="Heading2"/>
+      </w:pPr>
+      <w:r>
+        <w:t xml:space="preserve">Manejo de objeciones</w:t>
+      </w:r>
+    </w:p>
+    <w:p>
+      <w:pPr>
+        <w:pStyle w:val="Heading2"/>
+      </w:pPr>
+      <w:r>
+        <w:t xml:space="preserve">Las cinco principales preocupaciones — y cómo responderlas.</w:t>
+      </w:r>
+    </w:p>
+    <w:p>
       <w:r>
         <w:br w:type="page"/>
       </w:r>
@@ -377,6 +1252,90 @@
       </w:r>
     </w:p>
     <w:p>
+      <w:pPr>
+        <w:pStyle w:val="Heading2"/>
+      </w:pPr>
+      <w:r>
+        <w:t xml:space="preserve">Posicionamiento competitivo</w:t>
+      </w:r>
+    </w:p>
+    <w:p>
+      <w:pPr>
+        <w:pStyle w:val="Heading2"/>
+      </w:pPr>
+      <w:r>
+        <w:t xml:space="preserve">Por qué ganamos.</w:t>
+      </w:r>
+    </w:p>
+    <w:p>
+      <w:pPr>
+        <w:spacing w:after="160"/>
+      </w:pPr>
+      <w:r>
+        <w:rPr>
+          <w:sz w:val="22"/>
+          <w:szCs w:val="22"/>
+        </w:rPr>
+        <w:t xml:space="preserve">Cuatro categorías. Una frase cada una. Use la fila correspondiente cuando un prospecto mencione un competidor específico.</w:t>
+      </w:r>
+    </w:p>
+    <w:p>
+      <w:pPr>
+        <w:pStyle w:val="Heading3"/>
+      </w:pPr>
+      <w:r>
+        <w:t xml:space="preserve">Titular</w:t>
+      </w:r>
+    </w:p>
+    <w:p>
+      <w:pPr>
+        <w:spacing w:after="160"/>
+      </w:pPr>
+      <w:r>
+        <w:rPr>
+          <w:sz w:val="22"/>
+          <w:szCs w:val="22"/>
+        </w:rPr>
+        <w:t xml:space="preserve">Originalidad diseñada por humanos, transferencia total de derechos, 11 formatos. Las herramientas gratuitas suelen ofrecer originalidad limitada, derechos parciales y menos formatos.</w:t>
+      </w:r>
+    </w:p>
+    <w:p>
+      <w:pPr>
+        <w:spacing w:after="160"/>
+      </w:pPr>
+      <w:r>
+        <w:rPr>
+          <w:sz w:val="22"/>
+          <w:szCs w:val="22"/>
+        </w:rPr>
+        <w:t xml:space="preserve">Un coordinador dedicado y un equipo interno que ha entregado más de 75.000 logotipos — no un desconocido haciendo malabares con treinta proyectos. Tiempos predecibles.</w:t>
+      </w:r>
+    </w:p>
+    <w:p>
+      <w:pPr>
+        <w:spacing w:after="160"/>
+      </w:pPr>
+      <w:r>
+        <w:rPr>
+          <w:sz w:val="22"/>
+          <w:szCs w:val="22"/>
+        </w:rPr>
+        <w:t xml:space="preserve">Calidad comparable a una fracción del costo, con alcance y cronograma definidos. Sin facturas sorpresa, sin contratos de seis meses.</w:t>
+      </w:r>
+    </w:p>
+    <w:p>
+      <w:pPr>
+        <w:spacing w:after="160"/>
+      </w:pPr>
+      <w:r>
+        <w:rPr>
+          <w:sz w:val="22"/>
+          <w:szCs w:val="22"/>
+        </w:rPr>
+        <w:t xml:space="preserve">El 20% de los logotipos de 2025 son generados por IA — cada vez se parecen más. Las marcas diseñadas por humanos siguen siendo más diferenciadas y más defendibles como marcas registradas.</w:t>
+      </w:r>
+    </w:p>
+    <w:p>
       <w:r>
         <w:br w:type="page"/>
       </w:r>
@@ -390,6 +1349,142 @@
       </w:r>
     </w:p>
     <w:p>
+      <w:pPr>
+        <w:pStyle w:val="Heading2"/>
+      </w:pPr>
+      <w:r>
+        <w:t xml:space="preserve">Preguntas frecuentes</w:t>
+      </w:r>
+    </w:p>
+    <w:p>
+      <w:pPr>
+        <w:pStyle w:val="Heading2"/>
+      </w:pPr>
+      <w:r>
+        <w:t xml:space="preserve">Las preguntas más frecuentes de los clientes.</w:t>
+      </w:r>
+    </w:p>
+    <w:p>
+      <w:pPr>
+        <w:pStyle w:val="Heading2"/>
+      </w:pPr>
+      <w:r>
+        <w:t xml:space="preserve">¿Cuántas revisiones se incluyen?</w:t>
+      </w:r>
+    </w:p>
+    <w:p>
+      <w:pPr>
+        <w:spacing w:after="160"/>
+      </w:pPr>
+      <w:r>
+        <w:rPr>
+          <w:sz w:val="22"/>
+          <w:szCs w:val="22"/>
+        </w:rPr>
+        <w:t xml:space="preserve">Hasta tres rondas en cada plan. Revisiones adicionales disponibles por un cargo adicional.</w:t>
+      </w:r>
+    </w:p>
+    <w:p>
+      <w:pPr>
+        <w:pStyle w:val="Heading2"/>
+      </w:pPr>
+      <w:r>
+        <w:t xml:space="preserve">¿Cuánto tiempo toma?</w:t>
+      </w:r>
+    </w:p>
+    <w:p>
+      <w:pPr>
+        <w:spacing w:after="160"/>
+      </w:pPr>
+      <w:r>
+        <w:rPr>
+          <w:sz w:val="22"/>
+          <w:szCs w:val="22"/>
+        </w:rPr>
+        <w:t xml:space="preserve">Los conceptos llegan en tres a cinco días hábiles. Los proyectos completos suelen finalizar en dos a tres semanas.</w:t>
+      </w:r>
+    </w:p>
+    <w:p>
+      <w:pPr>
+        <w:pStyle w:val="Heading2"/>
+      </w:pPr>
+      <w:r>
+        <w:t xml:space="preserve">¿Qué formatos de archivo recibo?</w:t>
+      </w:r>
+    </w:p>
+    <w:p>
+      <w:pPr>
+        <w:spacing w:after="160"/>
+      </w:pPr>
+      <w:r>
+        <w:rPr>
+          <w:sz w:val="22"/>
+          <w:szCs w:val="22"/>
+        </w:rPr>
+        <w:t xml:space="preserve">Once formatos — AI, EPS, PDF, JPG, PNG, GIF e ICO. Seis en color, cinco en blanco y negro.</w:t>
+      </w:r>
+    </w:p>
+    <w:p>
+      <w:pPr>
+        <w:pStyle w:val="Heading2"/>
+      </w:pPr>
+      <w:r>
+        <w:t xml:space="preserve">¿Quién es dueño del logotipo terminado?</w:t>
+      </w:r>
+    </w:p>
+    <w:p>
+      <w:pPr>
+        <w:spacing w:after="160"/>
+      </w:pPr>
+      <w:r>
+        <w:rPr>
+          <w:sz w:val="22"/>
+          <w:szCs w:val="22"/>
+        </w:rPr>
+        <w:t xml:space="preserve">Usted. Transferencia total de derechos al aprobar, incluyendo carta de transferencia.</w:t>
+      </w:r>
+    </w:p>
+    <w:p>
+      <w:pPr>
+        <w:pStyle w:val="Heading2"/>
+      </w:pPr>
+      <w:r>
+        <w:t xml:space="preserve">¿Puedo registrarlo como marca?</w:t>
+      </w:r>
+    </w:p>
+    <w:p>
+      <w:pPr>
+        <w:spacing w:after="160"/>
+      </w:pPr>
+      <w:r>
+        <w:rPr>
+          <w:sz w:val="22"/>
+          <w:szCs w:val="22"/>
+        </w:rPr>
+        <w:t xml:space="preserve">Sí. La propiedad total significa que puede registrar el logotipo como marca en su jurisdicción.</w:t>
+      </w:r>
+    </w:p>
+    <w:p>
+      <w:pPr>
+        <w:pStyle w:val="Heading2"/>
+      </w:pPr>
+      <w:r>
+        <w:t xml:space="preserve">¿Qué pasa si ninguno de los conceptos funciona?</w:t>
+      </w:r>
+    </w:p>
+    <w:p>
+      <w:pPr>
+        <w:spacing w:after="160"/>
+      </w:pPr>
+      <w:r>
+        <w:rPr>
+          <w:sz w:val="22"/>
+          <w:szCs w:val="22"/>
+        </w:rPr>
+        <w:t xml:space="preserve">Tres rondas de revisiones nos permiten ajustar la dirección. El coordinador puede dar un nuevo brief si es necesario.</w:t>
+      </w:r>
+    </w:p>
+    <w:p>
       <w:r>
         <w:br w:type="page"/>
       </w:r>
@@ -400,6 +1495,38 @@
       </w:pPr>
       <w:r>
         <w:t xml:space="preserve">13 Get started</w:t>
+      </w:r>
+    </w:p>
+    <w:p>
+      <w:pPr>
+        <w:pStyle w:val="Heading1"/>
+      </w:pPr>
+      <w:r>
+        <w:t xml:space="preserve">Comencemos</w:t>
+      </w:r>
+    </w:p>
+    <w:p>
+      <w:pPr>
+        <w:spacing w:after="160"/>
+      </w:pPr>
+      <w:r>
+        <w:rPr>
+          <w:sz w:val="22"/>
+          <w:szCs w:val="22"/>
+        </w:rPr>
+        <w:t xml:space="preserve">¿Tiene preguntas, desea programar una demostración o explorar cómo estas soluciones pueden apoyar a sus equipos de ventas hoy?</w:t>
+      </w:r>
+    </w:p>
+    <w:p>
+      <w:pPr>
+        <w:spacing w:after="160"/>
+      </w:pPr>
+      <w:r>
+        <w:rPr>
+          <w:sz w:val="22"/>
+          <w:szCs w:val="22"/>
+        </w:rPr>
+        <w:t xml:space="preserve">Contáctenos en marketing@hostopia.com para obtener más información y conectar con uno de nuestros expertos.</w:t>
       </w:r>
     </w:p>
     <w:sectPr>
